--- a/staging/input/v28/WL.28. Fassung.Begleitschr.docx
+++ b/staging/input/v28/WL.28. Fassung.Begleitschr.docx
@@ -1,6 +1,6 @@
 
 <file path=word/document.xml><?xml version="1.0" encoding="utf-8"?>
-<w:document xmlns:wpc="http://schemas.microsoft.com/office/word/2010/wordprocessingCanvas" xmlns:mo="http://schemas.microsoft.com/office/mac/office/2008/main" xmlns:mc="http://schemas.openxmlformats.org/markup-compatibility/2006" xmlns:mv="urn:schemas-microsoft-com:mac:vml" xmlns:o="urn:schemas-microsoft-com:office:office" xmlns:r="http://schemas.openxmlformats.org/officeDocument/2006/relationships" xmlns:m="http://schemas.openxmlformats.org/officeDocument/2006/math" xmlns:v="urn:schemas-microsoft-com:vml" xmlns:wp14="http://schemas.microsoft.com/office/word/2010/wordprocessingDrawing" xmlns:wp="http://schemas.openxmlformats.org/drawingml/2006/wordprocessingDrawing" xmlns:w10="urn:schemas-microsoft-com:office:word" xmlns:w="http://schemas.openxmlformats.org/wordprocessingml/2006/main" xmlns:w14="http://schemas.microsoft.com/office/word/2010/wordml" xmlns:w15="http://schemas.microsoft.com/office/word/2012/wordml" xmlns:wpg="http://schemas.microsoft.com/office/word/2010/wordprocessingGroup" xmlns:wpi="http://schemas.microsoft.com/office/word/2010/wordprocessingInk" xmlns:wne="http://schemas.microsoft.com/office/word/2006/wordml" xmlns:wps="http://schemas.microsoft.com/office/word/2010/wordprocessingShape" mc:Ignorable="w14 w15 wp14">
+<w:document xmlns:wpc="http://schemas.microsoft.com/office/word/2010/wordprocessingCanvas" xmlns:cx="http://schemas.microsoft.com/office/drawing/2014/chartex" xmlns:cx1="http://schemas.microsoft.com/office/drawing/2015/9/8/chartex" xmlns:cx2="http://schemas.microsoft.com/office/drawing/2015/10/21/chartex" xmlns:cx3="http://schemas.microsoft.com/office/drawing/2016/5/9/chartex" xmlns:cx4="http://schemas.microsoft.com/office/drawing/2016/5/10/chartex" xmlns:cx5="http://schemas.microsoft.com/office/drawing/2016/5/11/chartex" xmlns:cx6="http://schemas.microsoft.com/office/drawing/2016/5/12/chartex" xmlns:cx7="http://schemas.microsoft.com/office/drawing/2016/5/13/chartex" xmlns:cx8="http://schemas.microsoft.com/office/drawing/2016/5/14/chartex" xmlns:mc="http://schemas.openxmlformats.org/markup-compatibility/2006" xmlns:aink="http://schemas.microsoft.com/office/drawing/2016/ink" xmlns:am3d="http://schemas.microsoft.com/office/drawing/2017/model3d" xmlns:o="urn:schemas-microsoft-com:office:office" xmlns:oel="http://schemas.microsoft.com/office/2019/extlst" xmlns:r="http://schemas.openxmlformats.org/officeDocument/2006/relationships" xmlns:m="http://schemas.openxmlformats.org/officeDocument/2006/math" xmlns:v="urn:schemas-microsoft-com:vml" xmlns:wp14="http://schemas.microsoft.com/office/word/2010/wordprocessingDrawing" xmlns:wp="http://schemas.openxmlformats.org/drawingml/2006/wordprocessingDrawing" xmlns:w10="urn:schemas-microsoft-com:office:word" xmlns:w="http://schemas.openxmlformats.org/wordprocessingml/2006/main" xmlns:w14="http://schemas.microsoft.com/office/word/2010/wordml" xmlns:w15="http://schemas.microsoft.com/office/word/2012/wordml" xmlns:w16cex="http://schemas.microsoft.com/office/word/2018/wordml/cex" xmlns:w16cid="http://schemas.microsoft.com/office/word/2016/wordml/cid" xmlns:w16="http://schemas.microsoft.com/office/word/2018/wordml" xmlns:w16du="http://schemas.microsoft.com/office/word/2023/wordml/word16du" xmlns:w16sdtdh="http://schemas.microsoft.com/office/word/2020/wordml/sdtdatahash" xmlns:w16sdtfl="http://schemas.microsoft.com/office/word/2024/wordml/sdtformatlock" xmlns:w16se="http://schemas.microsoft.com/office/word/2015/wordml/symex" xmlns:wpg="http://schemas.microsoft.com/office/word/2010/wordprocessingGroup" xmlns:wpi="http://schemas.microsoft.com/office/word/2010/wordprocessingInk" xmlns:wne="http://schemas.microsoft.com/office/word/2006/wordml" xmlns:wps="http://schemas.microsoft.com/office/word/2010/wordprocessingShape" mc:Ignorable="w14 w15 w16se w16cid w16 w16cex w16sdtdh w16sdtfl w16du wp14">
   <w:body>
     <w:p>
       <w:pPr>
@@ -39,8 +39,6 @@
         </w:rPr>
         <w:t>Zusätze:</w:t>
       </w:r>
-      <w:bookmarkStart w:id="0" w:name="_GoBack"/>
-      <w:bookmarkEnd w:id="0"/>
     </w:p>
     <w:p>
       <w:pPr>
@@ -83,23 +81,113 @@
           <w:color w:val="4F4F4F"/>
           <w:shd w:val="clear" w:color="auto" w:fill="FFFFFF"/>
         </w:rPr>
-        <w:t>Henry (für P.Oxy.</w:t>
-      </w:r>
+        <w:t xml:space="preserve">Henry (für </w:t>
+      </w:r>
+      <w:proofErr w:type="spellStart"/>
       <w:r>
         <w:rPr>
           <w:rFonts w:ascii="IFAO-Grec Unicode" w:eastAsia="Times New Roman" w:hAnsi="IFAO-Grec Unicode" w:cs="Times New Roman"/>
           <w:color w:val="4F4F4F"/>
           <w:shd w:val="clear" w:color="auto" w:fill="FFFFFF"/>
         </w:rPr>
-        <w:t xml:space="preserve"> 88), Andrea Jördens (für SB 31)</w:t>
-      </w:r>
+        <w:t>P.Oxy</w:t>
+      </w:r>
+      <w:proofErr w:type="spellEnd"/>
       <w:r>
         <w:rPr>
           <w:rFonts w:ascii="IFAO-Grec Unicode" w:eastAsia="Times New Roman" w:hAnsi="IFAO-Grec Unicode" w:cs="Times New Roman"/>
           <w:color w:val="4F4F4F"/>
           <w:shd w:val="clear" w:color="auto" w:fill="FFFFFF"/>
         </w:rPr>
-        <w:t>, Niccola Reggiani (für P.Tebt. 06)</w:t>
+        <w:t>.</w:t>
+      </w:r>
+      <w:r>
+        <w:rPr>
+          <w:rFonts w:ascii="IFAO-Grec Unicode" w:eastAsia="Times New Roman" w:hAnsi="IFAO-Grec Unicode" w:cs="Times New Roman"/>
+          <w:color w:val="4F4F4F"/>
+          <w:shd w:val="clear" w:color="auto" w:fill="FFFFFF"/>
+        </w:rPr>
+        <w:t xml:space="preserve"> 88), Andrea </w:t>
+      </w:r>
+      <w:proofErr w:type="spellStart"/>
+      <w:r>
+        <w:rPr>
+          <w:rFonts w:ascii="IFAO-Grec Unicode" w:eastAsia="Times New Roman" w:hAnsi="IFAO-Grec Unicode" w:cs="Times New Roman"/>
+          <w:color w:val="4F4F4F"/>
+          <w:shd w:val="clear" w:color="auto" w:fill="FFFFFF"/>
+        </w:rPr>
+        <w:t>Jördens</w:t>
+      </w:r>
+      <w:proofErr w:type="spellEnd"/>
+      <w:r>
+        <w:rPr>
+          <w:rFonts w:ascii="IFAO-Grec Unicode" w:eastAsia="Times New Roman" w:hAnsi="IFAO-Grec Unicode" w:cs="Times New Roman"/>
+          <w:color w:val="4F4F4F"/>
+          <w:shd w:val="clear" w:color="auto" w:fill="FFFFFF"/>
+        </w:rPr>
+        <w:t xml:space="preserve"> (für SB 31)</w:t>
+      </w:r>
+      <w:r>
+        <w:rPr>
+          <w:rFonts w:ascii="IFAO-Grec Unicode" w:eastAsia="Times New Roman" w:hAnsi="IFAO-Grec Unicode" w:cs="Times New Roman"/>
+          <w:color w:val="4F4F4F"/>
+          <w:shd w:val="clear" w:color="auto" w:fill="FFFFFF"/>
+        </w:rPr>
+        <w:t xml:space="preserve">, </w:t>
+      </w:r>
+      <w:proofErr w:type="spellStart"/>
+      <w:r>
+        <w:rPr>
+          <w:rFonts w:ascii="IFAO-Grec Unicode" w:eastAsia="Times New Roman" w:hAnsi="IFAO-Grec Unicode" w:cs="Times New Roman"/>
+          <w:color w:val="4F4F4F"/>
+          <w:shd w:val="clear" w:color="auto" w:fill="FFFFFF"/>
+        </w:rPr>
+        <w:t>Niccola</w:t>
+      </w:r>
+      <w:proofErr w:type="spellEnd"/>
+      <w:r>
+        <w:rPr>
+          <w:rFonts w:ascii="IFAO-Grec Unicode" w:eastAsia="Times New Roman" w:hAnsi="IFAO-Grec Unicode" w:cs="Times New Roman"/>
+          <w:color w:val="4F4F4F"/>
+          <w:shd w:val="clear" w:color="auto" w:fill="FFFFFF"/>
+        </w:rPr>
+        <w:t xml:space="preserve"> </w:t>
+      </w:r>
+      <w:proofErr w:type="spellStart"/>
+      <w:r>
+        <w:rPr>
+          <w:rFonts w:ascii="IFAO-Grec Unicode" w:eastAsia="Times New Roman" w:hAnsi="IFAO-Grec Unicode" w:cs="Times New Roman"/>
+          <w:color w:val="4F4F4F"/>
+          <w:shd w:val="clear" w:color="auto" w:fill="FFFFFF"/>
+        </w:rPr>
+        <w:t>Reggiani</w:t>
+      </w:r>
+      <w:proofErr w:type="spellEnd"/>
+      <w:r>
+        <w:rPr>
+          <w:rFonts w:ascii="IFAO-Grec Unicode" w:eastAsia="Times New Roman" w:hAnsi="IFAO-Grec Unicode" w:cs="Times New Roman"/>
+          <w:color w:val="4F4F4F"/>
+          <w:shd w:val="clear" w:color="auto" w:fill="FFFFFF"/>
+        </w:rPr>
+        <w:t xml:space="preserve"> (für </w:t>
+      </w:r>
+      <w:proofErr w:type="spellStart"/>
+      <w:r>
+        <w:rPr>
+          <w:rFonts w:ascii="IFAO-Grec Unicode" w:eastAsia="Times New Roman" w:hAnsi="IFAO-Grec Unicode" w:cs="Times New Roman"/>
+          <w:color w:val="4F4F4F"/>
+          <w:shd w:val="clear" w:color="auto" w:fill="FFFFFF"/>
+        </w:rPr>
+        <w:t>P.Tebt</w:t>
+      </w:r>
+      <w:proofErr w:type="spellEnd"/>
+      <w:r>
+        <w:rPr>
+          <w:rFonts w:ascii="IFAO-Grec Unicode" w:eastAsia="Times New Roman" w:hAnsi="IFAO-Grec Unicode" w:cs="Times New Roman"/>
+          <w:color w:val="4F4F4F"/>
+          <w:shd w:val="clear" w:color="auto" w:fill="FFFFFF"/>
+        </w:rPr>
+        <w:t>. 06)</w:t>
       </w:r>
     </w:p>
     <w:p>
@@ -181,26 +269,75 @@
           <w:lang w:val="en-US"/>
         </w:rPr>
       </w:pPr>
-      <w:r>
-        <w:rPr>
-          <w:rFonts w:ascii="IFAO-Grec Unicode" w:hAnsi="IFAO-Grec Unicode"/>
-          <w:lang w:val="en-US"/>
-        </w:rPr>
-        <w:t xml:space="preserve">P.Kynopolites; </w:t>
-      </w:r>
-      <w:r>
-        <w:rPr>
-          <w:rFonts w:ascii="IFAO-Grec Unicode" w:hAnsi="IFAO-Grec Unicode"/>
-          <w:lang w:val="en-US"/>
-        </w:rPr>
-        <w:t xml:space="preserve">P.Oxy. 88; </w:t>
-      </w:r>
-      <w:r>
-        <w:rPr>
-          <w:rFonts w:ascii="IFAO-Grec Unicode" w:hAnsi="IFAO-Grec Unicode"/>
-          <w:lang w:val="en-US"/>
-        </w:rPr>
-        <w:t>P.Tebt. 06; P.Vic.;</w:t>
+      <w:proofErr w:type="spellStart"/>
+      <w:proofErr w:type="gramStart"/>
+      <w:r>
+        <w:rPr>
+          <w:rFonts w:ascii="IFAO-Grec Unicode" w:hAnsi="IFAO-Grec Unicode"/>
+          <w:lang w:val="en-US"/>
+        </w:rPr>
+        <w:t>P.Kynopolites</w:t>
+      </w:r>
+      <w:proofErr w:type="spellEnd"/>
+      <w:proofErr w:type="gramEnd"/>
+      <w:r>
+        <w:rPr>
+          <w:rFonts w:ascii="IFAO-Grec Unicode" w:hAnsi="IFAO-Grec Unicode"/>
+          <w:lang w:val="en-US"/>
+        </w:rPr>
+        <w:t xml:space="preserve">; </w:t>
+      </w:r>
+      <w:proofErr w:type="spellStart"/>
+      <w:proofErr w:type="gramStart"/>
+      <w:r>
+        <w:rPr>
+          <w:rFonts w:ascii="IFAO-Grec Unicode" w:hAnsi="IFAO-Grec Unicode"/>
+          <w:lang w:val="en-US"/>
+        </w:rPr>
+        <w:t>P.Oxy</w:t>
+      </w:r>
+      <w:proofErr w:type="spellEnd"/>
+      <w:proofErr w:type="gramEnd"/>
+      <w:r>
+        <w:rPr>
+          <w:rFonts w:ascii="IFAO-Grec Unicode" w:hAnsi="IFAO-Grec Unicode"/>
+          <w:lang w:val="en-US"/>
+        </w:rPr>
+        <w:t xml:space="preserve">. 88; </w:t>
+      </w:r>
+      <w:proofErr w:type="spellStart"/>
+      <w:proofErr w:type="gramStart"/>
+      <w:r>
+        <w:rPr>
+          <w:rFonts w:ascii="IFAO-Grec Unicode" w:hAnsi="IFAO-Grec Unicode"/>
+          <w:lang w:val="en-US"/>
+        </w:rPr>
+        <w:t>P.Tebt</w:t>
+      </w:r>
+      <w:proofErr w:type="spellEnd"/>
+      <w:proofErr w:type="gramEnd"/>
+      <w:r>
+        <w:rPr>
+          <w:rFonts w:ascii="IFAO-Grec Unicode" w:hAnsi="IFAO-Grec Unicode"/>
+          <w:lang w:val="en-US"/>
+        </w:rPr>
+        <w:t xml:space="preserve">. 06; </w:t>
+      </w:r>
+      <w:proofErr w:type="spellStart"/>
+      <w:r>
+        <w:rPr>
+          <w:rFonts w:ascii="IFAO-Grec Unicode" w:hAnsi="IFAO-Grec Unicode"/>
+          <w:lang w:val="en-US"/>
+        </w:rPr>
+        <w:t>P.Vic</w:t>
+      </w:r>
+      <w:proofErr w:type="spellEnd"/>
+      <w:r>
+        <w:rPr>
+          <w:rFonts w:ascii="IFAO-Grec Unicode" w:hAnsi="IFAO-Grec Unicode"/>
+          <w:lang w:val="en-US"/>
+        </w:rPr>
+        <w:t>.;</w:t>
       </w:r>
       <w:r>
         <w:rPr>
@@ -290,6 +427,8 @@
           <w:lang w:val="en-US"/>
         </w:rPr>
       </w:pPr>
+      <w:proofErr w:type="spellStart"/>
+      <w:proofErr w:type="gramStart"/>
       <w:r>
         <w:rPr>
           <w:rFonts w:ascii="IFAO-Grec Unicode" w:hAnsi="IFAO-Grec Unicode"/>
@@ -297,29 +436,81 @@
         </w:rPr>
         <w:t>P.Kynopolites</w:t>
       </w:r>
-    </w:p>
-    <w:p>
-      <w:pPr>
-        <w:adjustRightInd w:val="0"/>
-        <w:spacing w:line="320" w:lineRule="exact"/>
-        <w:rPr>
-          <w:rFonts w:ascii="IFAO-Grec Unicode" w:hAnsi="IFAO-Grec Unicode"/>
-          <w:lang w:val="en-US"/>
-        </w:rPr>
-      </w:pPr>
-      <w:r>
-        <w:rPr>
-          <w:rFonts w:ascii="IFAO-Grec Unicode" w:hAnsi="IFAO-Grec Unicode"/>
-          <w:lang w:val="en-US"/>
-        </w:rPr>
-        <w:t>Gert Baetens and Willy Clarysse, An Undertaker’s Archive from the Kynopolite Nome (P.Kynopolis), Collectanea Hell</w:t>
-      </w:r>
-      <w:r>
-        <w:rPr>
-          <w:rFonts w:ascii="IFAO-Grec Unicode" w:hAnsi="IFAO-Grec Unicode"/>
-          <w:lang w:val="en-US"/>
-        </w:rPr>
-        <w:t>enistica – KVAB 10, Leuven 2024</w:t>
+      <w:proofErr w:type="spellEnd"/>
+      <w:proofErr w:type="gramEnd"/>
+    </w:p>
+    <w:p>
+      <w:pPr>
+        <w:adjustRightInd w:val="0"/>
+        <w:spacing w:line="320" w:lineRule="exact"/>
+        <w:rPr>
+          <w:rFonts w:ascii="IFAO-Grec Unicode" w:hAnsi="IFAO-Grec Unicode"/>
+          <w:lang w:val="en-US"/>
+        </w:rPr>
+      </w:pPr>
+      <w:r>
+        <w:rPr>
+          <w:rFonts w:ascii="IFAO-Grec Unicode" w:hAnsi="IFAO-Grec Unicode"/>
+          <w:lang w:val="en-US"/>
+        </w:rPr>
+        <w:t xml:space="preserve">Gert Baetens and Willy Clarysse, An Undertaker’s Archive from the </w:t>
+      </w:r>
+      <w:proofErr w:type="spellStart"/>
+      <w:r>
+        <w:rPr>
+          <w:rFonts w:ascii="IFAO-Grec Unicode" w:hAnsi="IFAO-Grec Unicode"/>
+          <w:lang w:val="en-US"/>
+        </w:rPr>
+        <w:t>Kynopolite</w:t>
+      </w:r>
+      <w:proofErr w:type="spellEnd"/>
+      <w:r>
+        <w:rPr>
+          <w:rFonts w:ascii="IFAO-Grec Unicode" w:hAnsi="IFAO-Grec Unicode"/>
+          <w:lang w:val="en-US"/>
+        </w:rPr>
+        <w:t xml:space="preserve"> Nome (</w:t>
+      </w:r>
+      <w:proofErr w:type="spellStart"/>
+      <w:proofErr w:type="gramStart"/>
+      <w:r>
+        <w:rPr>
+          <w:rFonts w:ascii="IFAO-Grec Unicode" w:hAnsi="IFAO-Grec Unicode"/>
+          <w:lang w:val="en-US"/>
+        </w:rPr>
+        <w:t>P.Kynopolis</w:t>
+      </w:r>
+      <w:proofErr w:type="spellEnd"/>
+      <w:proofErr w:type="gramEnd"/>
+      <w:r>
+        <w:rPr>
+          <w:rFonts w:ascii="IFAO-Grec Unicode" w:hAnsi="IFAO-Grec Unicode"/>
+          <w:lang w:val="en-US"/>
+        </w:rPr>
+        <w:t xml:space="preserve">), Collectanea </w:t>
+      </w:r>
+      <w:proofErr w:type="spellStart"/>
+      <w:r>
+        <w:rPr>
+          <w:rFonts w:ascii="IFAO-Grec Unicode" w:hAnsi="IFAO-Grec Unicode"/>
+          <w:lang w:val="en-US"/>
+        </w:rPr>
+        <w:t>Hell</w:t>
+      </w:r>
+      <w:r>
+        <w:rPr>
+          <w:rFonts w:ascii="IFAO-Grec Unicode" w:hAnsi="IFAO-Grec Unicode"/>
+          <w:lang w:val="en-US"/>
+        </w:rPr>
+        <w:t>enistica</w:t>
+      </w:r>
+      <w:proofErr w:type="spellEnd"/>
+      <w:r>
+        <w:rPr>
+          <w:rFonts w:ascii="IFAO-Grec Unicode" w:hAnsi="IFAO-Grec Unicode"/>
+          <w:lang w:val="en-US"/>
+        </w:rPr>
+        <w:t xml:space="preserve"> – KVAB 10, Leuven 2024</w:t>
       </w:r>
     </w:p>
     <w:p>
@@ -343,6 +534,8 @@
           <w:lang w:val="en-US"/>
         </w:rPr>
       </w:pPr>
+      <w:proofErr w:type="spellStart"/>
+      <w:proofErr w:type="gramStart"/>
       <w:r>
         <w:rPr>
           <w:rFonts w:ascii="IFAO-Grec Unicode" w:eastAsia="Times New Roman" w:hAnsi="IFAO-Grec Unicode" w:cs="Times New Roman"/>
@@ -350,18 +543,10 @@
           <w:shd w:val="clear" w:color="auto" w:fill="FFFFFF"/>
           <w:lang w:val="en-US"/>
         </w:rPr>
-        <w:t>P.Oxy. 88</w:t>
-      </w:r>
-    </w:p>
-    <w:p>
-      <w:pPr>
-        <w:adjustRightInd w:val="0"/>
-        <w:spacing w:line="320" w:lineRule="exact"/>
-        <w:rPr>
-          <w:rFonts w:ascii="IFAO-Grec Unicode" w:eastAsia="Times New Roman" w:hAnsi="IFAO-Grec Unicode" w:cs="Times New Roman"/>
-          <w:lang w:val="en-US"/>
-        </w:rPr>
-      </w:pPr>
+        <w:t>P.Oxy</w:t>
+      </w:r>
+      <w:proofErr w:type="spellEnd"/>
+      <w:proofErr w:type="gramEnd"/>
       <w:r>
         <w:rPr>
           <w:rFonts w:ascii="IFAO-Grec Unicode" w:eastAsia="Times New Roman" w:hAnsi="IFAO-Grec Unicode" w:cs="Times New Roman"/>
@@ -369,6 +554,25 @@
           <w:shd w:val="clear" w:color="auto" w:fill="FFFFFF"/>
           <w:lang w:val="en-US"/>
         </w:rPr>
+        <w:t>. 88</w:t>
+      </w:r>
+    </w:p>
+    <w:p>
+      <w:pPr>
+        <w:adjustRightInd w:val="0"/>
+        <w:spacing w:line="320" w:lineRule="exact"/>
+        <w:rPr>
+          <w:rFonts w:ascii="IFAO-Grec Unicode" w:eastAsia="Times New Roman" w:hAnsi="IFAO-Grec Unicode" w:cs="Times New Roman"/>
+          <w:lang w:val="en-US"/>
+        </w:rPr>
+      </w:pPr>
+      <w:r>
+        <w:rPr>
+          <w:rFonts w:ascii="IFAO-Grec Unicode" w:eastAsia="Times New Roman" w:hAnsi="IFAO-Grec Unicode" w:cs="Times New Roman"/>
+          <w:color w:val="4F4F4F"/>
+          <w:shd w:val="clear" w:color="auto" w:fill="FFFFFF"/>
+          <w:lang w:val="en-US"/>
+        </w:rPr>
         <w:t>A. Benaissa and W.B. Henry</w:t>
       </w:r>
       <w:r>
@@ -378,7 +582,27 @@
           <w:shd w:val="clear" w:color="auto" w:fill="FFFFFF"/>
           <w:lang w:val="en-US"/>
         </w:rPr>
-        <w:t xml:space="preserve"> u.a.,</w:t>
+        <w:t xml:space="preserve"> </w:t>
+      </w:r>
+      <w:proofErr w:type="spellStart"/>
+      <w:r>
+        <w:rPr>
+          <w:rFonts w:ascii="IFAO-Grec Unicode" w:eastAsia="Times New Roman" w:hAnsi="IFAO-Grec Unicode" w:cs="Times New Roman"/>
+          <w:color w:val="4F4F4F"/>
+          <w:shd w:val="clear" w:color="auto" w:fill="FFFFFF"/>
+          <w:lang w:val="en-US"/>
+        </w:rPr>
+        <w:t>u.a.</w:t>
+      </w:r>
+      <w:proofErr w:type="spellEnd"/>
+      <w:r>
+        <w:rPr>
+          <w:rFonts w:ascii="IFAO-Grec Unicode" w:eastAsia="Times New Roman" w:hAnsi="IFAO-Grec Unicode" w:cs="Times New Roman"/>
+          <w:color w:val="4F4F4F"/>
+          <w:shd w:val="clear" w:color="auto" w:fill="FFFFFF"/>
+          <w:lang w:val="en-US"/>
+        </w:rPr>
+        <w:t>,</w:t>
       </w:r>
       <w:r>
         <w:rPr>
@@ -395,7 +619,25 @@
           <w:color w:val="2C2C2C"/>
           <w:lang w:val="en-US"/>
         </w:rPr>
-        <w:t xml:space="preserve">The Oxyrhynchus Papyri. Volume LXXXVIII </w:t>
+        <w:t xml:space="preserve">The </w:t>
+      </w:r>
+      <w:proofErr w:type="spellStart"/>
+      <w:r>
+        <w:rPr>
+          <w:rFonts w:ascii="IFAO-Grec Unicode" w:eastAsia="Times New Roman" w:hAnsi="IFAO-Grec Unicode"/>
+          <w:color w:val="2C2C2C"/>
+          <w:lang w:val="en-US"/>
+        </w:rPr>
+        <w:t>Oxyrhynchus</w:t>
+      </w:r>
+      <w:proofErr w:type="spellEnd"/>
+      <w:r>
+        <w:rPr>
+          <w:rFonts w:ascii="IFAO-Grec Unicode" w:eastAsia="Times New Roman" w:hAnsi="IFAO-Grec Unicode"/>
+          <w:color w:val="2C2C2C"/>
+          <w:lang w:val="en-US"/>
+        </w:rPr>
+        <w:t xml:space="preserve"> Papyri. Volume LXXXVIII </w:t>
       </w:r>
       <w:r>
         <w:rPr>
@@ -429,6 +671,8 @@
           <w:lang w:val="en-US"/>
         </w:rPr>
       </w:pPr>
+      <w:proofErr w:type="spellStart"/>
+      <w:proofErr w:type="gramStart"/>
       <w:r>
         <w:rPr>
           <w:rFonts w:ascii="IFAO-Grec Unicode" w:hAnsi="IFAO-Grec Unicode" w:cstheme="minorBidi"/>
@@ -436,30 +680,33 @@
           <w:szCs w:val="24"/>
           <w:lang w:val="en-US"/>
         </w:rPr>
-        <w:t>P.Tebt. 06</w:t>
-      </w:r>
-    </w:p>
-    <w:p>
-      <w:pPr>
-        <w:pStyle w:val="p1"/>
-        <w:adjustRightInd w:val="0"/>
-        <w:spacing w:line="320" w:lineRule="exact"/>
-        <w:rPr>
-          <w:rFonts w:ascii="IFAO-Grec Unicode" w:hAnsi="IFAO-Grec Unicode"/>
+        <w:t>P.Tebt</w:t>
+      </w:r>
+      <w:proofErr w:type="spellEnd"/>
+      <w:proofErr w:type="gramEnd"/>
+      <w:r>
+        <w:rPr>
+          <w:rFonts w:ascii="IFAO-Grec Unicode" w:hAnsi="IFAO-Grec Unicode" w:cstheme="minorBidi"/>
           <w:sz w:val="24"/>
           <w:szCs w:val="24"/>
           <w:lang w:val="en-US"/>
         </w:rPr>
-      </w:pPr>
-      <w:r>
+        <w:t>. 06</w:t>
+      </w:r>
+    </w:p>
+    <w:p>
+      <w:pPr>
+        <w:pStyle w:val="p1"/>
+        <w:adjustRightInd w:val="0"/>
+        <w:spacing w:line="320" w:lineRule="exact"/>
         <w:rPr>
           <w:rFonts w:ascii="IFAO-Grec Unicode" w:hAnsi="IFAO-Grec Unicode"/>
           <w:sz w:val="24"/>
           <w:szCs w:val="24"/>
           <w:lang w:val="en-US"/>
         </w:rPr>
-        <w:t>Papiri da Tebtynis pubblicati dal Seminario di Papirologia dell’Università di Parma (P.Tebt. VI) a cura di Nicola Reggiani</w:t>
-      </w:r>
+      </w:pPr>
+      <w:proofErr w:type="spellStart"/>
       <w:r>
         <w:rPr>
           <w:rFonts w:ascii="IFAO-Grec Unicode" w:hAnsi="IFAO-Grec Unicode"/>
@@ -467,8 +714,9 @@
           <w:szCs w:val="24"/>
           <w:lang w:val="en-US"/>
         </w:rPr>
-        <w:t xml:space="preserve">. </w:t>
-      </w:r>
+        <w:t>Papiri</w:t>
+      </w:r>
+      <w:proofErr w:type="spellEnd"/>
       <w:r>
         <w:rPr>
           <w:rFonts w:ascii="IFAO-Grec Unicode" w:hAnsi="IFAO-Grec Unicode"/>
@@ -476,6 +724,126 @@
           <w:szCs w:val="24"/>
           <w:lang w:val="en-US"/>
         </w:rPr>
+        <w:t xml:space="preserve"> da </w:t>
+      </w:r>
+      <w:proofErr w:type="spellStart"/>
+      <w:r>
+        <w:rPr>
+          <w:rFonts w:ascii="IFAO-Grec Unicode" w:hAnsi="IFAO-Grec Unicode"/>
+          <w:sz w:val="24"/>
+          <w:szCs w:val="24"/>
+          <w:lang w:val="en-US"/>
+        </w:rPr>
+        <w:t>Tebtynis</w:t>
+      </w:r>
+      <w:proofErr w:type="spellEnd"/>
+      <w:r>
+        <w:rPr>
+          <w:rFonts w:ascii="IFAO-Grec Unicode" w:hAnsi="IFAO-Grec Unicode"/>
+          <w:sz w:val="24"/>
+          <w:szCs w:val="24"/>
+          <w:lang w:val="en-US"/>
+        </w:rPr>
+        <w:t xml:space="preserve"> </w:t>
+      </w:r>
+      <w:proofErr w:type="spellStart"/>
+      <w:r>
+        <w:rPr>
+          <w:rFonts w:ascii="IFAO-Grec Unicode" w:hAnsi="IFAO-Grec Unicode"/>
+          <w:sz w:val="24"/>
+          <w:szCs w:val="24"/>
+          <w:lang w:val="en-US"/>
+        </w:rPr>
+        <w:t>pubblicati</w:t>
+      </w:r>
+      <w:proofErr w:type="spellEnd"/>
+      <w:r>
+        <w:rPr>
+          <w:rFonts w:ascii="IFAO-Grec Unicode" w:hAnsi="IFAO-Grec Unicode"/>
+          <w:sz w:val="24"/>
+          <w:szCs w:val="24"/>
+          <w:lang w:val="en-US"/>
+        </w:rPr>
+        <w:t xml:space="preserve"> dal Seminario di </w:t>
+      </w:r>
+      <w:proofErr w:type="spellStart"/>
+      <w:r>
+        <w:rPr>
+          <w:rFonts w:ascii="IFAO-Grec Unicode" w:hAnsi="IFAO-Grec Unicode"/>
+          <w:sz w:val="24"/>
+          <w:szCs w:val="24"/>
+          <w:lang w:val="en-US"/>
+        </w:rPr>
+        <w:t>Papirologia</w:t>
+      </w:r>
+      <w:proofErr w:type="spellEnd"/>
+      <w:r>
+        <w:rPr>
+          <w:rFonts w:ascii="IFAO-Grec Unicode" w:hAnsi="IFAO-Grec Unicode"/>
+          <w:sz w:val="24"/>
+          <w:szCs w:val="24"/>
+          <w:lang w:val="en-US"/>
+        </w:rPr>
+        <w:t xml:space="preserve"> </w:t>
+      </w:r>
+      <w:proofErr w:type="spellStart"/>
+      <w:r>
+        <w:rPr>
+          <w:rFonts w:ascii="IFAO-Grec Unicode" w:hAnsi="IFAO-Grec Unicode"/>
+          <w:sz w:val="24"/>
+          <w:szCs w:val="24"/>
+          <w:lang w:val="en-US"/>
+        </w:rPr>
+        <w:t>dell’Università</w:t>
+      </w:r>
+      <w:proofErr w:type="spellEnd"/>
+      <w:r>
+        <w:rPr>
+          <w:rFonts w:ascii="IFAO-Grec Unicode" w:hAnsi="IFAO-Grec Unicode"/>
+          <w:sz w:val="24"/>
+          <w:szCs w:val="24"/>
+          <w:lang w:val="en-US"/>
+        </w:rPr>
+        <w:t xml:space="preserve"> di Parma (</w:t>
+      </w:r>
+      <w:proofErr w:type="spellStart"/>
+      <w:proofErr w:type="gramStart"/>
+      <w:r>
+        <w:rPr>
+          <w:rFonts w:ascii="IFAO-Grec Unicode" w:hAnsi="IFAO-Grec Unicode"/>
+          <w:sz w:val="24"/>
+          <w:szCs w:val="24"/>
+          <w:lang w:val="en-US"/>
+        </w:rPr>
+        <w:t>P.Tebt</w:t>
+      </w:r>
+      <w:proofErr w:type="spellEnd"/>
+      <w:proofErr w:type="gramEnd"/>
+      <w:r>
+        <w:rPr>
+          <w:rFonts w:ascii="IFAO-Grec Unicode" w:hAnsi="IFAO-Grec Unicode"/>
+          <w:sz w:val="24"/>
+          <w:szCs w:val="24"/>
+          <w:lang w:val="en-US"/>
+        </w:rPr>
+        <w:t>. VI) a cura di Nicola Reggiani</w:t>
+      </w:r>
+      <w:r>
+        <w:rPr>
+          <w:rFonts w:ascii="IFAO-Grec Unicode" w:hAnsi="IFAO-Grec Unicode"/>
+          <w:sz w:val="24"/>
+          <w:szCs w:val="24"/>
+          <w:lang w:val="en-US"/>
+        </w:rPr>
+        <w:t xml:space="preserve">. </w:t>
+      </w:r>
+      <w:r>
+        <w:rPr>
+          <w:rFonts w:ascii="IFAO-Grec Unicode" w:hAnsi="IFAO-Grec Unicode"/>
+          <w:sz w:val="24"/>
+          <w:szCs w:val="24"/>
+          <w:lang w:val="en-US"/>
+        </w:rPr>
         <w:t>Berkeley California 2025</w:t>
       </w:r>
     </w:p>
@@ -500,13 +868,23 @@
           <w:lang w:val="en-US"/>
         </w:rPr>
       </w:pPr>
+      <w:proofErr w:type="spellStart"/>
       <w:r>
         <w:rPr>
           <w:rFonts w:ascii="IFAO-Grec Unicode" w:eastAsia="Times New Roman" w:hAnsi="IFAO-Grec Unicode"/>
           <w:color w:val="000000"/>
           <w:lang w:val="en-US"/>
         </w:rPr>
-        <w:t>P.Vic.</w:t>
+        <w:t>P.Vic</w:t>
+      </w:r>
+      <w:proofErr w:type="spellEnd"/>
+      <w:r>
+        <w:rPr>
+          <w:rFonts w:ascii="IFAO-Grec Unicode" w:eastAsia="Times New Roman" w:hAnsi="IFAO-Grec Unicode"/>
+          <w:color w:val="000000"/>
+          <w:lang w:val="en-US"/>
+        </w:rPr>
+        <w:t>.</w:t>
       </w:r>
     </w:p>
     <w:p>
@@ -526,8 +904,99 @@
           <w:color w:val="050505"/>
           <w:lang w:val="en-US"/>
         </w:rPr>
-        <w:t>Il papiro di Vicenza (P.Vic.). Un nuovo papiro latino del VI secolo</w:t>
-      </w:r>
+        <w:t xml:space="preserve">Il </w:t>
+      </w:r>
+      <w:proofErr w:type="spellStart"/>
+      <w:r>
+        <w:rPr>
+          <w:rFonts w:ascii="IFAO-Grec Unicode" w:eastAsia="Times New Roman" w:hAnsi="IFAO-Grec Unicode" w:cs="Arial"/>
+          <w:iCs/>
+          <w:color w:val="050505"/>
+          <w:lang w:val="en-US"/>
+        </w:rPr>
+        <w:t>papiro</w:t>
+      </w:r>
+      <w:proofErr w:type="spellEnd"/>
+      <w:r>
+        <w:rPr>
+          <w:rFonts w:ascii="IFAO-Grec Unicode" w:eastAsia="Times New Roman" w:hAnsi="IFAO-Grec Unicode" w:cs="Arial"/>
+          <w:iCs/>
+          <w:color w:val="050505"/>
+          <w:lang w:val="en-US"/>
+        </w:rPr>
+        <w:t xml:space="preserve"> di Vicenza (</w:t>
+      </w:r>
+      <w:proofErr w:type="spellStart"/>
+      <w:r>
+        <w:rPr>
+          <w:rFonts w:ascii="IFAO-Grec Unicode" w:eastAsia="Times New Roman" w:hAnsi="IFAO-Grec Unicode" w:cs="Arial"/>
+          <w:iCs/>
+          <w:color w:val="050505"/>
+          <w:lang w:val="en-US"/>
+        </w:rPr>
+        <w:t>P.Vic</w:t>
+      </w:r>
+      <w:proofErr w:type="spellEnd"/>
+      <w:r>
+        <w:rPr>
+          <w:rFonts w:ascii="IFAO-Grec Unicode" w:eastAsia="Times New Roman" w:hAnsi="IFAO-Grec Unicode" w:cs="Arial"/>
+          <w:iCs/>
+          <w:color w:val="050505"/>
+          <w:lang w:val="en-US"/>
+        </w:rPr>
+        <w:t xml:space="preserve">.). Un nuovo </w:t>
+      </w:r>
+      <w:proofErr w:type="spellStart"/>
+      <w:r>
+        <w:rPr>
+          <w:rFonts w:ascii="IFAO-Grec Unicode" w:eastAsia="Times New Roman" w:hAnsi="IFAO-Grec Unicode" w:cs="Arial"/>
+          <w:iCs/>
+          <w:color w:val="050505"/>
+          <w:lang w:val="en-US"/>
+        </w:rPr>
+        <w:t>papiro</w:t>
+      </w:r>
+      <w:proofErr w:type="spellEnd"/>
+      <w:r>
+        <w:rPr>
+          <w:rFonts w:ascii="IFAO-Grec Unicode" w:eastAsia="Times New Roman" w:hAnsi="IFAO-Grec Unicode" w:cs="Arial"/>
+          <w:iCs/>
+          <w:color w:val="050505"/>
+          <w:lang w:val="en-US"/>
+        </w:rPr>
+        <w:t xml:space="preserve"> </w:t>
+      </w:r>
+      <w:proofErr w:type="spellStart"/>
+      <w:r>
+        <w:rPr>
+          <w:rFonts w:ascii="IFAO-Grec Unicode" w:eastAsia="Times New Roman" w:hAnsi="IFAO-Grec Unicode" w:cs="Arial"/>
+          <w:iCs/>
+          <w:color w:val="050505"/>
+          <w:lang w:val="en-US"/>
+        </w:rPr>
+        <w:t>latino</w:t>
+      </w:r>
+      <w:proofErr w:type="spellEnd"/>
+      <w:r>
+        <w:rPr>
+          <w:rFonts w:ascii="IFAO-Grec Unicode" w:eastAsia="Times New Roman" w:hAnsi="IFAO-Grec Unicode" w:cs="Arial"/>
+          <w:iCs/>
+          <w:color w:val="050505"/>
+          <w:lang w:val="en-US"/>
+        </w:rPr>
+        <w:t xml:space="preserve"> del VI </w:t>
+      </w:r>
+      <w:proofErr w:type="spellStart"/>
+      <w:r>
+        <w:rPr>
+          <w:rFonts w:ascii="IFAO-Grec Unicode" w:eastAsia="Times New Roman" w:hAnsi="IFAO-Grec Unicode" w:cs="Arial"/>
+          <w:iCs/>
+          <w:color w:val="050505"/>
+          <w:lang w:val="en-US"/>
+        </w:rPr>
+        <w:t>secolo</w:t>
+      </w:r>
+      <w:proofErr w:type="spellEnd"/>
       <w:r>
         <w:rPr>
           <w:rFonts w:ascii="IFAO-Grec Unicode" w:eastAsia="Times New Roman" w:hAnsi="IFAO-Grec Unicode" w:cs="Arial"/>
@@ -536,13 +1005,59 @@
         </w:rPr>
         <w:t xml:space="preserve">, a cura di Teresa De Robertis, Antonella Ghignoli, Stefano Zamponi, </w:t>
       </w:r>
+      <w:proofErr w:type="spellStart"/>
       <w:r>
         <w:rPr>
           <w:rFonts w:ascii="IFAO-Grec Unicode" w:eastAsia="Times New Roman" w:hAnsi="IFAO-Grec Unicode" w:cs="Arial"/>
           <w:color w:val="000000"/>
           <w:lang w:val="en-US"/>
         </w:rPr>
-        <w:t xml:space="preserve">Edizioni dell'Istituto Papirologico «G. Vitelli», Vol. 15. </w:t>
+        <w:t>Edizioni</w:t>
+      </w:r>
+      <w:proofErr w:type="spellEnd"/>
+      <w:r>
+        <w:rPr>
+          <w:rFonts w:ascii="IFAO-Grec Unicode" w:eastAsia="Times New Roman" w:hAnsi="IFAO-Grec Unicode" w:cs="Arial"/>
+          <w:color w:val="000000"/>
+          <w:lang w:val="en-US"/>
+        </w:rPr>
+        <w:t xml:space="preserve"> </w:t>
+      </w:r>
+      <w:proofErr w:type="spellStart"/>
+      <w:r>
+        <w:rPr>
+          <w:rFonts w:ascii="IFAO-Grec Unicode" w:eastAsia="Times New Roman" w:hAnsi="IFAO-Grec Unicode" w:cs="Arial"/>
+          <w:color w:val="000000"/>
+          <w:lang w:val="en-US"/>
+        </w:rPr>
+        <w:t>dell'Istituto</w:t>
+      </w:r>
+      <w:proofErr w:type="spellEnd"/>
+      <w:r>
+        <w:rPr>
+          <w:rFonts w:ascii="IFAO-Grec Unicode" w:eastAsia="Times New Roman" w:hAnsi="IFAO-Grec Unicode" w:cs="Arial"/>
+          <w:color w:val="000000"/>
+          <w:lang w:val="en-US"/>
+        </w:rPr>
+        <w:t> </w:t>
+      </w:r>
+      <w:proofErr w:type="spellStart"/>
+      <w:r>
+        <w:rPr>
+          <w:rFonts w:ascii="IFAO-Grec Unicode" w:eastAsia="Times New Roman" w:hAnsi="IFAO-Grec Unicode" w:cs="Arial"/>
+          <w:color w:val="000000"/>
+          <w:lang w:val="en-US"/>
+        </w:rPr>
+        <w:t>Papirologico</w:t>
+      </w:r>
+      <w:proofErr w:type="spellEnd"/>
+      <w:r>
+        <w:rPr>
+          <w:rFonts w:ascii="IFAO-Grec Unicode" w:eastAsia="Times New Roman" w:hAnsi="IFAO-Grec Unicode" w:cs="Arial"/>
+          <w:color w:val="000000"/>
+          <w:lang w:val="en-US"/>
+        </w:rPr>
+        <w:t xml:space="preserve"> «G. Vitelli», Vol. 15. </w:t>
       </w:r>
       <w:r>
         <w:rPr>
@@ -615,23 +1130,74 @@
         </w:rPr>
         <w:t xml:space="preserve">Francesca Maltomini – Simona Russo, </w:t>
       </w:r>
-      <w:r>
-        <w:rPr>
-          <w:rFonts w:ascii="IFAO-Grec Unicode" w:eastAsia="Times New Roman" w:hAnsi="IFAO-Grec Unicode" w:cs="Times New Roman"/>
-          <w:color w:val="333333"/>
-          <w:shd w:val="clear" w:color="auto" w:fill="FFFFFF"/>
-          <w:lang w:val="en-US"/>
-        </w:rPr>
-        <w:t>Comunicazioni dell’Istit</w:t>
-      </w:r>
-      <w:r>
-        <w:rPr>
-          <w:rFonts w:ascii="IFAO-Grec Unicode" w:eastAsia="Times New Roman" w:hAnsi="IFAO-Grec Unicode" w:cs="Times New Roman"/>
-          <w:color w:val="333333"/>
-          <w:shd w:val="clear" w:color="auto" w:fill="FFFFFF"/>
-          <w:lang w:val="en-US"/>
-        </w:rPr>
-        <w:t>uto Papirologico «G. Vitelli» 15, Firenze University Press 2024</w:t>
+      <w:proofErr w:type="spellStart"/>
+      <w:r>
+        <w:rPr>
+          <w:rFonts w:ascii="IFAO-Grec Unicode" w:eastAsia="Times New Roman" w:hAnsi="IFAO-Grec Unicode" w:cs="Times New Roman"/>
+          <w:color w:val="333333"/>
+          <w:shd w:val="clear" w:color="auto" w:fill="FFFFFF"/>
+          <w:lang w:val="en-US"/>
+        </w:rPr>
+        <w:t>Comunicazioni</w:t>
+      </w:r>
+      <w:proofErr w:type="spellEnd"/>
+      <w:r>
+        <w:rPr>
+          <w:rFonts w:ascii="IFAO-Grec Unicode" w:eastAsia="Times New Roman" w:hAnsi="IFAO-Grec Unicode" w:cs="Times New Roman"/>
+          <w:color w:val="333333"/>
+          <w:shd w:val="clear" w:color="auto" w:fill="FFFFFF"/>
+          <w:lang w:val="en-US"/>
+        </w:rPr>
+        <w:t xml:space="preserve"> </w:t>
+      </w:r>
+      <w:proofErr w:type="spellStart"/>
+      <w:r>
+        <w:rPr>
+          <w:rFonts w:ascii="IFAO-Grec Unicode" w:eastAsia="Times New Roman" w:hAnsi="IFAO-Grec Unicode" w:cs="Times New Roman"/>
+          <w:color w:val="333333"/>
+          <w:shd w:val="clear" w:color="auto" w:fill="FFFFFF"/>
+          <w:lang w:val="en-US"/>
+        </w:rPr>
+        <w:t>dell’Istit</w:t>
+      </w:r>
+      <w:r>
+        <w:rPr>
+          <w:rFonts w:ascii="IFAO-Grec Unicode" w:eastAsia="Times New Roman" w:hAnsi="IFAO-Grec Unicode" w:cs="Times New Roman"/>
+          <w:color w:val="333333"/>
+          <w:shd w:val="clear" w:color="auto" w:fill="FFFFFF"/>
+          <w:lang w:val="en-US"/>
+        </w:rPr>
+        <w:t>uto</w:t>
+      </w:r>
+      <w:proofErr w:type="spellEnd"/>
+      <w:r>
+        <w:rPr>
+          <w:rFonts w:ascii="IFAO-Grec Unicode" w:eastAsia="Times New Roman" w:hAnsi="IFAO-Grec Unicode" w:cs="Times New Roman"/>
+          <w:color w:val="333333"/>
+          <w:shd w:val="clear" w:color="auto" w:fill="FFFFFF"/>
+          <w:lang w:val="en-US"/>
+        </w:rPr>
+        <w:t xml:space="preserve"> </w:t>
+      </w:r>
+      <w:proofErr w:type="spellStart"/>
+      <w:r>
+        <w:rPr>
+          <w:rFonts w:ascii="IFAO-Grec Unicode" w:eastAsia="Times New Roman" w:hAnsi="IFAO-Grec Unicode" w:cs="Times New Roman"/>
+          <w:color w:val="333333"/>
+          <w:shd w:val="clear" w:color="auto" w:fill="FFFFFF"/>
+          <w:lang w:val="en-US"/>
+        </w:rPr>
+        <w:t>Papirologico</w:t>
+      </w:r>
+      <w:proofErr w:type="spellEnd"/>
+      <w:r>
+        <w:rPr>
+          <w:rFonts w:ascii="IFAO-Grec Unicode" w:eastAsia="Times New Roman" w:hAnsi="IFAO-Grec Unicode" w:cs="Times New Roman"/>
+          <w:color w:val="333333"/>
+          <w:shd w:val="clear" w:color="auto" w:fill="FFFFFF"/>
+          <w:lang w:val="en-US"/>
+        </w:rPr>
+        <w:t xml:space="preserve"> «G. Vitelli» 15, Firenze University Press 2024</w:t>
       </w:r>
       <w:r>
         <w:rPr>
@@ -697,7 +1263,25 @@
           <w:color w:val="000000"/>
           <w:shd w:val="clear" w:color="auto" w:fill="FFFFFF"/>
         </w:rPr>
-        <w:t>Andrea Jördens,</w:t>
+        <w:t xml:space="preserve">Andrea </w:t>
+      </w:r>
+      <w:proofErr w:type="spellStart"/>
+      <w:r>
+        <w:rPr>
+          <w:rFonts w:ascii="IFAO-Grec Unicode" w:eastAsia="Times New Roman" w:hAnsi="IFAO-Grec Unicode" w:cs="Times New Roman"/>
+          <w:color w:val="000000"/>
+          <w:shd w:val="clear" w:color="auto" w:fill="FFFFFF"/>
+        </w:rPr>
+        <w:t>Jördens</w:t>
+      </w:r>
+      <w:proofErr w:type="spellEnd"/>
+      <w:r>
+        <w:rPr>
+          <w:rFonts w:ascii="IFAO-Grec Unicode" w:eastAsia="Times New Roman" w:hAnsi="IFAO-Grec Unicode" w:cs="Times New Roman"/>
+          <w:color w:val="000000"/>
+          <w:shd w:val="clear" w:color="auto" w:fill="FFFFFF"/>
+        </w:rPr>
+        <w:t>,</w:t>
       </w:r>
       <w:r>
         <w:rPr>
@@ -706,25 +1290,19 @@
           <w:color w:val="000000"/>
           <w:spacing w:val="2"/>
         </w:rPr>
-        <w:t xml:space="preserve"> Sammelbuch Griechischer Urkunden aus Ägypten. Band 31. Wortindex zu Band 30, </w:t>
-      </w:r>
-      <w:r>
-        <w:rPr>
-          <w:rFonts w:ascii="IFAO-Grec Unicode" w:eastAsia="Times New Roman" w:hAnsi="IFAO-Grec Unicode" w:cs="Times New Roman"/>
-          <w:b/>
+        <w:t xml:space="preserve"> Sammelbuch </w:t>
+      </w:r>
+      <w:proofErr w:type="gramStart"/>
+      <w:r>
+        <w:rPr>
+          <w:rFonts w:ascii="IFAO-Grec Unicode" w:eastAsia="Times New Roman" w:hAnsi="IFAO-Grec Unicode" w:cs="Times New Roman"/>
           <w:bCs/>
           <w:color w:val="000000"/>
           <w:spacing w:val="2"/>
         </w:rPr>
-        <w:t>u</w:t>
-      </w:r>
-      <w:r>
-        <w:rPr>
-          <w:rFonts w:ascii="IFAO-Grec Unicode" w:eastAsia="Times New Roman" w:hAnsi="IFAO-Grec Unicode" w:cs="Times New Roman"/>
-          <w:color w:val="000000"/>
-        </w:rPr>
-        <w:t>nter Mitarbeit von Andrea Bernini,</w:t>
-      </w:r>
+        <w:t>Griechischer</w:t>
+      </w:r>
+      <w:proofErr w:type="gramEnd"/>
       <w:r>
         <w:rPr>
           <w:rFonts w:ascii="IFAO-Grec Unicode" w:eastAsia="Times New Roman" w:hAnsi="IFAO-Grec Unicode" w:cs="Times New Roman"/>
@@ -732,6 +1310,32 @@
           <w:color w:val="000000"/>
           <w:spacing w:val="2"/>
         </w:rPr>
+        <w:t xml:space="preserve"> Urkunden aus Ägypten. Band 31. Wortindex zu Band 30, </w:t>
+      </w:r>
+      <w:r>
+        <w:rPr>
+          <w:rFonts w:ascii="IFAO-Grec Unicode" w:eastAsia="Times New Roman" w:hAnsi="IFAO-Grec Unicode" w:cs="Times New Roman"/>
+          <w:b/>
+          <w:bCs/>
+          <w:color w:val="000000"/>
+          <w:spacing w:val="2"/>
+        </w:rPr>
+        <w:t>u</w:t>
+      </w:r>
+      <w:r>
+        <w:rPr>
+          <w:rFonts w:ascii="IFAO-Grec Unicode" w:eastAsia="Times New Roman" w:hAnsi="IFAO-Grec Unicode" w:cs="Times New Roman"/>
+          <w:color w:val="000000"/>
+        </w:rPr>
+        <w:t>nter Mitarbeit von Andrea Bernini,</w:t>
+      </w:r>
+      <w:r>
+        <w:rPr>
+          <w:rFonts w:ascii="IFAO-Grec Unicode" w:eastAsia="Times New Roman" w:hAnsi="IFAO-Grec Unicode" w:cs="Times New Roman"/>
+          <w:bCs/>
+          <w:color w:val="000000"/>
+          <w:spacing w:val="2"/>
+        </w:rPr>
         <w:t xml:space="preserve"> </w:t>
       </w:r>
       <w:r>
@@ -765,13 +1369,29 @@
           <w:rFonts w:ascii="IFAO-Grec Unicode" w:hAnsi="IFAO-Grec Unicode"/>
           <w:color w:val="FF0000"/>
         </w:rPr>
-        <w:t>Weitere Verlinkungen zur Bibliographie von papyri.info</w:t>
-      </w:r>
+        <w:t xml:space="preserve">Weitere Verlinkungen zur </w:t>
+      </w:r>
+      <w:proofErr w:type="gramStart"/>
       <w:r>
         <w:rPr>
           <w:rFonts w:ascii="IFAO-Grec Unicode" w:hAnsi="IFAO-Grec Unicode"/>
           <w:color w:val="FF0000"/>
         </w:rPr>
+        <w:t>Bibliographie</w:t>
+      </w:r>
+      <w:proofErr w:type="gramEnd"/>
+      <w:r>
+        <w:rPr>
+          <w:rFonts w:ascii="IFAO-Grec Unicode" w:hAnsi="IFAO-Grec Unicode"/>
+          <w:color w:val="FF0000"/>
+        </w:rPr>
+        <w:t xml:space="preserve"> von papyri.info</w:t>
+      </w:r>
+      <w:r>
+        <w:rPr>
+          <w:rFonts w:ascii="IFAO-Grec Unicode" w:hAnsi="IFAO-Grec Unicode"/>
+          <w:color w:val="FF0000"/>
+        </w:rPr>
         <w:t xml:space="preserve"> (unter „Quellen“)</w:t>
       </w:r>
     </w:p>
@@ -878,14 +1498,36 @@
           <w:lang w:val="en-US"/>
         </w:rPr>
       </w:pPr>
-      <w:r>
-        <w:rPr>
-          <w:rFonts w:ascii="IFAO-Grec Unicode" w:eastAsia="Times New Roman" w:hAnsi="IFAO-Grec Unicode" w:cs="Times New Roman"/>
-          <w:color w:val="333333"/>
-          <w:shd w:val="clear" w:color="auto" w:fill="FFFFFF"/>
-          <w:lang w:val="en-US"/>
-        </w:rPr>
-        <w:t>O.Bir Shawish</w:t>
+      <w:proofErr w:type="spellStart"/>
+      <w:proofErr w:type="gramStart"/>
+      <w:r>
+        <w:rPr>
+          <w:rFonts w:ascii="IFAO-Grec Unicode" w:eastAsia="Times New Roman" w:hAnsi="IFAO-Grec Unicode" w:cs="Times New Roman"/>
+          <w:color w:val="333333"/>
+          <w:shd w:val="clear" w:color="auto" w:fill="FFFFFF"/>
+          <w:lang w:val="en-US"/>
+        </w:rPr>
+        <w:t>O.Bir</w:t>
+      </w:r>
+      <w:proofErr w:type="spellEnd"/>
+      <w:proofErr w:type="gramEnd"/>
+      <w:r>
+        <w:rPr>
+          <w:rFonts w:ascii="IFAO-Grec Unicode" w:eastAsia="Times New Roman" w:hAnsi="IFAO-Grec Unicode" w:cs="Times New Roman"/>
+          <w:color w:val="333333"/>
+          <w:shd w:val="clear" w:color="auto" w:fill="FFFFFF"/>
+          <w:lang w:val="en-US"/>
+        </w:rPr>
+        <w:t xml:space="preserve"> Shawish</w:t>
+      </w:r>
+      <w:r>
+        <w:rPr>
+          <w:rFonts w:ascii="IFAO-Grec Unicode" w:eastAsia="Times New Roman" w:hAnsi="IFAO-Grec Unicode" w:cs="Times New Roman"/>
+          <w:color w:val="333333"/>
+          <w:shd w:val="clear" w:color="auto" w:fill="FFFFFF"/>
+          <w:lang w:val="en-US"/>
+        </w:rPr>
+        <w:t xml:space="preserve"> </w:t>
       </w:r>
       <w:r>
         <w:rPr>
@@ -963,14 +1605,27 @@
           <w:lang w:val="en-US"/>
         </w:rPr>
       </w:pPr>
-      <w:r>
-        <w:rPr>
-          <w:rFonts w:ascii="IFAO-Grec Unicode" w:eastAsia="Times New Roman" w:hAnsi="IFAO-Grec Unicode" w:cs="Times New Roman"/>
-          <w:color w:val="333333"/>
-          <w:shd w:val="clear" w:color="auto" w:fill="FFFFFF"/>
-          <w:lang w:val="en-US"/>
-        </w:rPr>
-        <w:t>P.Harr. 03</w:t>
+      <w:proofErr w:type="spellStart"/>
+      <w:proofErr w:type="gramStart"/>
+      <w:r>
+        <w:rPr>
+          <w:rFonts w:ascii="IFAO-Grec Unicode" w:eastAsia="Times New Roman" w:hAnsi="IFAO-Grec Unicode" w:cs="Times New Roman"/>
+          <w:color w:val="333333"/>
+          <w:shd w:val="clear" w:color="auto" w:fill="FFFFFF"/>
+          <w:lang w:val="en-US"/>
+        </w:rPr>
+        <w:t>P.Harr</w:t>
+      </w:r>
+      <w:proofErr w:type="spellEnd"/>
+      <w:proofErr w:type="gramEnd"/>
+      <w:r>
+        <w:rPr>
+          <w:rFonts w:ascii="IFAO-Grec Unicode" w:eastAsia="Times New Roman" w:hAnsi="IFAO-Grec Unicode" w:cs="Times New Roman"/>
+          <w:color w:val="333333"/>
+          <w:shd w:val="clear" w:color="auto" w:fill="FFFFFF"/>
+          <w:lang w:val="en-US"/>
+        </w:rPr>
+        <w:t>. 03</w:t>
       </w:r>
       <w:r>
         <w:rPr>
@@ -1006,6 +1661,8 @@
           <w:lang w:val="en-US"/>
         </w:rPr>
       </w:pPr>
+      <w:proofErr w:type="spellStart"/>
+      <w:proofErr w:type="gramStart"/>
       <w:r>
         <w:rPr>
           <w:rFonts w:ascii="IFAO-Grec Unicode" w:eastAsia="Times New Roman" w:hAnsi="IFAO-Grec Unicode" w:cs="Times New Roman"/>
@@ -1014,7 +1671,18 @@
           <w:lang w:val="en-US"/>
         </w:rPr>
         <w:lastRenderedPageBreak/>
-        <w:t>P.Haun. 04</w:t>
+        <w:t>P.Haun</w:t>
+      </w:r>
+      <w:proofErr w:type="spellEnd"/>
+      <w:proofErr w:type="gramEnd"/>
+      <w:r>
+        <w:rPr>
+          <w:rFonts w:ascii="IFAO-Grec Unicode" w:eastAsia="Times New Roman" w:hAnsi="IFAO-Grec Unicode" w:cs="Times New Roman"/>
+          <w:color w:val="333333"/>
+          <w:shd w:val="clear" w:color="auto" w:fill="FFFFFF"/>
+          <w:lang w:val="en-US"/>
+        </w:rPr>
+        <w:t>. 04</w:t>
       </w:r>
       <w:r>
         <w:rPr>
@@ -1050,14 +1718,27 @@
           <w:lang w:val="en-US"/>
         </w:rPr>
       </w:pPr>
-      <w:r>
-        <w:rPr>
-          <w:rFonts w:ascii="IFAO-Grec Unicode" w:eastAsia="Times New Roman" w:hAnsi="IFAO-Grec Unicode" w:cs="Times New Roman"/>
-          <w:color w:val="333333"/>
-          <w:shd w:val="clear" w:color="auto" w:fill="FFFFFF"/>
-          <w:lang w:val="en-US"/>
-        </w:rPr>
-        <w:t>P.Giss. 02</w:t>
+      <w:proofErr w:type="spellStart"/>
+      <w:proofErr w:type="gramStart"/>
+      <w:r>
+        <w:rPr>
+          <w:rFonts w:ascii="IFAO-Grec Unicode" w:eastAsia="Times New Roman" w:hAnsi="IFAO-Grec Unicode" w:cs="Times New Roman"/>
+          <w:color w:val="333333"/>
+          <w:shd w:val="clear" w:color="auto" w:fill="FFFFFF"/>
+          <w:lang w:val="en-US"/>
+        </w:rPr>
+        <w:t>P.Giss</w:t>
+      </w:r>
+      <w:proofErr w:type="spellEnd"/>
+      <w:proofErr w:type="gramEnd"/>
+      <w:r>
+        <w:rPr>
+          <w:rFonts w:ascii="IFAO-Grec Unicode" w:eastAsia="Times New Roman" w:hAnsi="IFAO-Grec Unicode" w:cs="Times New Roman"/>
+          <w:color w:val="333333"/>
+          <w:shd w:val="clear" w:color="auto" w:fill="FFFFFF"/>
+          <w:lang w:val="en-US"/>
+        </w:rPr>
+        <w:t>. 02</w:t>
       </w:r>
       <w:r>
         <w:rPr>
@@ -1093,14 +1774,27 @@
           <w:lang w:val="en-US"/>
         </w:rPr>
       </w:pPr>
-      <w:r>
-        <w:rPr>
-          <w:rFonts w:ascii="IFAO-Grec Unicode" w:eastAsia="Times New Roman" w:hAnsi="IFAO-Grec Unicode" w:cs="Times New Roman"/>
-          <w:color w:val="333333"/>
-          <w:shd w:val="clear" w:color="auto" w:fill="FFFFFF"/>
-          <w:lang w:val="en-US"/>
-        </w:rPr>
-        <w:t>P.Heid. 11</w:t>
+      <w:proofErr w:type="spellStart"/>
+      <w:proofErr w:type="gramStart"/>
+      <w:r>
+        <w:rPr>
+          <w:rFonts w:ascii="IFAO-Grec Unicode" w:eastAsia="Times New Roman" w:hAnsi="IFAO-Grec Unicode" w:cs="Times New Roman"/>
+          <w:color w:val="333333"/>
+          <w:shd w:val="clear" w:color="auto" w:fill="FFFFFF"/>
+          <w:lang w:val="en-US"/>
+        </w:rPr>
+        <w:t>P.Heid</w:t>
+      </w:r>
+      <w:proofErr w:type="spellEnd"/>
+      <w:proofErr w:type="gramEnd"/>
+      <w:r>
+        <w:rPr>
+          <w:rFonts w:ascii="IFAO-Grec Unicode" w:eastAsia="Times New Roman" w:hAnsi="IFAO-Grec Unicode" w:cs="Times New Roman"/>
+          <w:color w:val="333333"/>
+          <w:shd w:val="clear" w:color="auto" w:fill="FFFFFF"/>
+          <w:lang w:val="en-US"/>
+        </w:rPr>
+        <w:t>. 11</w:t>
       </w:r>
       <w:r>
         <w:rPr>
@@ -1139,6 +1833,8 @@
           <w:lang w:val="en-US"/>
         </w:rPr>
       </w:pPr>
+      <w:proofErr w:type="spellStart"/>
+      <w:proofErr w:type="gramStart"/>
       <w:r>
         <w:rPr>
           <w:rFonts w:ascii="IFAO-Grec Unicode" w:hAnsi="IFAO-Grec Unicode"/>
@@ -1146,6 +1842,8 @@
         </w:rPr>
         <w:t>P.Jördens</w:t>
       </w:r>
+      <w:proofErr w:type="spellEnd"/>
+      <w:proofErr w:type="gramEnd"/>
       <w:r>
         <w:rPr>
           <w:rFonts w:ascii="IFAO-Grec Unicode" w:hAnsi="IFAO-Grec Unicode"/>
@@ -1180,14 +1878,27 @@
           <w:lang w:val="en-US"/>
         </w:rPr>
       </w:pPr>
-      <w:r>
-        <w:rPr>
-          <w:rFonts w:ascii="IFAO-Grec Unicode" w:eastAsia="Times New Roman" w:hAnsi="IFAO-Grec Unicode" w:cs="Times New Roman"/>
-          <w:bCs/>
-          <w:color w:val="3C2217"/>
-          <w:lang w:val="en-US"/>
-        </w:rPr>
-        <w:t>P.Köln 15</w:t>
+      <w:proofErr w:type="spellStart"/>
+      <w:proofErr w:type="gramStart"/>
+      <w:r>
+        <w:rPr>
+          <w:rFonts w:ascii="IFAO-Grec Unicode" w:eastAsia="Times New Roman" w:hAnsi="IFAO-Grec Unicode" w:cs="Times New Roman"/>
+          <w:bCs/>
+          <w:color w:val="3C2217"/>
+          <w:lang w:val="en-US"/>
+        </w:rPr>
+        <w:t>P.Köln</w:t>
+      </w:r>
+      <w:proofErr w:type="spellEnd"/>
+      <w:proofErr w:type="gramEnd"/>
+      <w:r>
+        <w:rPr>
+          <w:rFonts w:ascii="IFAO-Grec Unicode" w:eastAsia="Times New Roman" w:hAnsi="IFAO-Grec Unicode" w:cs="Times New Roman"/>
+          <w:bCs/>
+          <w:color w:val="3C2217"/>
+          <w:lang w:val="en-US"/>
+        </w:rPr>
+        <w:t xml:space="preserve"> 15</w:t>
       </w:r>
       <w:r>
         <w:rPr>
@@ -1217,13 +1928,23 @@
           <w:rFonts w:ascii="IFAO-Grec Unicode" w:eastAsia="Times New Roman" w:hAnsi="IFAO-Grec Unicode" w:cs="Times New Roman"/>
         </w:rPr>
       </w:pPr>
-      <w:r>
-        <w:rPr>
-          <w:rFonts w:ascii="IFAO-Grec Unicode" w:eastAsia="Times New Roman" w:hAnsi="IFAO-Grec Unicode" w:cs="Times New Roman"/>
-          <w:bCs/>
-          <w:color w:val="3C2217"/>
-        </w:rPr>
-        <w:t>P.Köln 16</w:t>
+      <w:proofErr w:type="spellStart"/>
+      <w:r>
+        <w:rPr>
+          <w:rFonts w:ascii="IFAO-Grec Unicode" w:eastAsia="Times New Roman" w:hAnsi="IFAO-Grec Unicode" w:cs="Times New Roman"/>
+          <w:bCs/>
+          <w:color w:val="3C2217"/>
+        </w:rPr>
+        <w:t>P.Köln</w:t>
+      </w:r>
+      <w:proofErr w:type="spellEnd"/>
+      <w:r>
+        <w:rPr>
+          <w:rFonts w:ascii="IFAO-Grec Unicode" w:eastAsia="Times New Roman" w:hAnsi="IFAO-Grec Unicode" w:cs="Times New Roman"/>
+          <w:bCs/>
+          <w:color w:val="3C2217"/>
+        </w:rPr>
+        <w:t xml:space="preserve"> 16</w:t>
       </w:r>
       <w:r>
         <w:rPr>
@@ -1253,11 +1974,19 @@
           <w:color w:val="3C2217"/>
         </w:rPr>
       </w:pPr>
-      <w:r>
-        <w:rPr>
-          <w:rFonts w:ascii="IFAO-Grec Unicode" w:hAnsi="IFAO-Grec Unicode"/>
-        </w:rPr>
-        <w:t>P.Köln 17</w:t>
+      <w:proofErr w:type="spellStart"/>
+      <w:r>
+        <w:rPr>
+          <w:rFonts w:ascii="IFAO-Grec Unicode" w:hAnsi="IFAO-Grec Unicode"/>
+        </w:rPr>
+        <w:t>P.Köln</w:t>
+      </w:r>
+      <w:proofErr w:type="spellEnd"/>
+      <w:r>
+        <w:rPr>
+          <w:rFonts w:ascii="IFAO-Grec Unicode" w:hAnsi="IFAO-Grec Unicode"/>
+        </w:rPr>
+        <w:t xml:space="preserve"> 17</w:t>
       </w:r>
       <w:r>
         <w:rPr>
@@ -1291,13 +2020,23 @@
           <w:lang w:val="en-US"/>
         </w:rPr>
       </w:pPr>
-      <w:r>
-        <w:rPr>
-          <w:rFonts w:ascii="IFAO-Grec Unicode" w:eastAsia="Times New Roman" w:hAnsi="IFAO-Grec Unicode" w:cs="Times New Roman"/>
-          <w:bCs/>
-          <w:color w:val="3C2217"/>
-        </w:rPr>
-        <w:t>P.Köln Land.</w:t>
+      <w:proofErr w:type="spellStart"/>
+      <w:r>
+        <w:rPr>
+          <w:rFonts w:ascii="IFAO-Grec Unicode" w:eastAsia="Times New Roman" w:hAnsi="IFAO-Grec Unicode" w:cs="Times New Roman"/>
+          <w:bCs/>
+          <w:color w:val="3C2217"/>
+        </w:rPr>
+        <w:t>P.Köln</w:t>
+      </w:r>
+      <w:proofErr w:type="spellEnd"/>
+      <w:r>
+        <w:rPr>
+          <w:rFonts w:ascii="IFAO-Grec Unicode" w:eastAsia="Times New Roman" w:hAnsi="IFAO-Grec Unicode" w:cs="Times New Roman"/>
+          <w:bCs/>
+          <w:color w:val="3C2217"/>
+        </w:rPr>
+        <w:t xml:space="preserve"> Land.</w:t>
       </w:r>
       <w:r>
         <w:rPr>
@@ -1334,15 +2073,39 @@
           <w:lang w:val="en-US"/>
         </w:rPr>
       </w:pPr>
-      <w:r>
-        <w:rPr>
-          <w:rFonts w:ascii="IFAO-Grec Unicode" w:eastAsia="Times New Roman" w:hAnsi="IFAO-Grec Unicode" w:cs="Times New Roman"/>
-          <w:color w:val="333333"/>
-          <w:shd w:val="clear" w:color="auto" w:fill="FFFFFF"/>
-          <w:lang w:val="en-US"/>
-        </w:rPr>
-        <w:t>P.Köln Sarapion</w:t>
-      </w:r>
+      <w:proofErr w:type="spellStart"/>
+      <w:proofErr w:type="gramStart"/>
+      <w:r>
+        <w:rPr>
+          <w:rFonts w:ascii="IFAO-Grec Unicode" w:eastAsia="Times New Roman" w:hAnsi="IFAO-Grec Unicode" w:cs="Times New Roman"/>
+          <w:color w:val="333333"/>
+          <w:shd w:val="clear" w:color="auto" w:fill="FFFFFF"/>
+          <w:lang w:val="en-US"/>
+        </w:rPr>
+        <w:t>P.Köln</w:t>
+      </w:r>
+      <w:proofErr w:type="spellEnd"/>
+      <w:proofErr w:type="gramEnd"/>
+      <w:r>
+        <w:rPr>
+          <w:rFonts w:ascii="IFAO-Grec Unicode" w:eastAsia="Times New Roman" w:hAnsi="IFAO-Grec Unicode" w:cs="Times New Roman"/>
+          <w:color w:val="333333"/>
+          <w:shd w:val="clear" w:color="auto" w:fill="FFFFFF"/>
+          <w:lang w:val="en-US"/>
+        </w:rPr>
+        <w:t xml:space="preserve"> </w:t>
+      </w:r>
+      <w:proofErr w:type="spellStart"/>
+      <w:r>
+        <w:rPr>
+          <w:rFonts w:ascii="IFAO-Grec Unicode" w:eastAsia="Times New Roman" w:hAnsi="IFAO-Grec Unicode" w:cs="Times New Roman"/>
+          <w:color w:val="333333"/>
+          <w:shd w:val="clear" w:color="auto" w:fill="FFFFFF"/>
+          <w:lang w:val="en-US"/>
+        </w:rPr>
+        <w:t>Sarapion</w:t>
+      </w:r>
+      <w:proofErr w:type="spellEnd"/>
       <w:r>
         <w:rPr>
           <w:rFonts w:ascii="IFAO-Grec Unicode" w:eastAsia="Times New Roman" w:hAnsi="IFAO-Grec Unicode" w:cs="Times New Roman"/>
@@ -1363,14 +2126,27 @@
           <w:lang w:val="en-US"/>
         </w:rPr>
       </w:pPr>
-      <w:r>
-        <w:rPr>
-          <w:rFonts w:ascii="IFAO-Grec Unicode" w:eastAsia="Times New Roman" w:hAnsi="IFAO-Grec Unicode" w:cs="Times New Roman"/>
-          <w:bCs/>
-          <w:color w:val="3C2217"/>
-          <w:lang w:val="en-US"/>
-        </w:rPr>
-        <w:t>P.Oxy. 84</w:t>
+      <w:proofErr w:type="spellStart"/>
+      <w:proofErr w:type="gramStart"/>
+      <w:r>
+        <w:rPr>
+          <w:rFonts w:ascii="IFAO-Grec Unicode" w:eastAsia="Times New Roman" w:hAnsi="IFAO-Grec Unicode" w:cs="Times New Roman"/>
+          <w:bCs/>
+          <w:color w:val="3C2217"/>
+          <w:lang w:val="en-US"/>
+        </w:rPr>
+        <w:t>P.Oxy</w:t>
+      </w:r>
+      <w:proofErr w:type="spellEnd"/>
+      <w:proofErr w:type="gramEnd"/>
+      <w:r>
+        <w:rPr>
+          <w:rFonts w:ascii="IFAO-Grec Unicode" w:eastAsia="Times New Roman" w:hAnsi="IFAO-Grec Unicode" w:cs="Times New Roman"/>
+          <w:bCs/>
+          <w:color w:val="3C2217"/>
+          <w:lang w:val="en-US"/>
+        </w:rPr>
+        <w:t>. 84</w:t>
       </w:r>
       <w:r>
         <w:rPr>
@@ -1401,12 +2177,23 @@
           <w:lang w:val="en-US"/>
         </w:rPr>
       </w:pPr>
-      <w:r>
-        <w:rPr>
-          <w:rFonts w:ascii="IFAO-Grec Unicode" w:eastAsia="Times New Roman" w:hAnsi="IFAO-Grec Unicode" w:cs="Times New Roman"/>
-          <w:lang w:val="en-US"/>
-        </w:rPr>
-        <w:t>P.Oxy. 85</w:t>
+      <w:proofErr w:type="spellStart"/>
+      <w:proofErr w:type="gramStart"/>
+      <w:r>
+        <w:rPr>
+          <w:rFonts w:ascii="IFAO-Grec Unicode" w:eastAsia="Times New Roman" w:hAnsi="IFAO-Grec Unicode" w:cs="Times New Roman"/>
+          <w:lang w:val="en-US"/>
+        </w:rPr>
+        <w:t>P.Oxy</w:t>
+      </w:r>
+      <w:proofErr w:type="spellEnd"/>
+      <w:proofErr w:type="gramEnd"/>
+      <w:r>
+        <w:rPr>
+          <w:rFonts w:ascii="IFAO-Grec Unicode" w:eastAsia="Times New Roman" w:hAnsi="IFAO-Grec Unicode" w:cs="Times New Roman"/>
+          <w:lang w:val="en-US"/>
+        </w:rPr>
+        <w:t>. 85</w:t>
       </w:r>
       <w:r>
         <w:rPr>
@@ -1442,12 +2229,23 @@
           <w:lang w:val="en-US"/>
         </w:rPr>
       </w:pPr>
-      <w:r>
-        <w:rPr>
-          <w:rFonts w:ascii="IFAO-Grec Unicode" w:eastAsia="Times New Roman" w:hAnsi="IFAO-Grec Unicode" w:cs="Times New Roman"/>
-          <w:lang w:val="en-US"/>
-        </w:rPr>
-        <w:t>P.Oxy. 87</w:t>
+      <w:proofErr w:type="spellStart"/>
+      <w:proofErr w:type="gramStart"/>
+      <w:r>
+        <w:rPr>
+          <w:rFonts w:ascii="IFAO-Grec Unicode" w:eastAsia="Times New Roman" w:hAnsi="IFAO-Grec Unicode" w:cs="Times New Roman"/>
+          <w:lang w:val="en-US"/>
+        </w:rPr>
+        <w:t>P.Oxy</w:t>
+      </w:r>
+      <w:proofErr w:type="spellEnd"/>
+      <w:proofErr w:type="gramEnd"/>
+      <w:r>
+        <w:rPr>
+          <w:rFonts w:ascii="IFAO-Grec Unicode" w:eastAsia="Times New Roman" w:hAnsi="IFAO-Grec Unicode" w:cs="Times New Roman"/>
+          <w:lang w:val="en-US"/>
+        </w:rPr>
+        <w:t>. 87</w:t>
       </w:r>
       <w:r>
         <w:rPr>
@@ -1483,6 +2281,8 @@
           <w:lang w:val="en-US"/>
         </w:rPr>
       </w:pPr>
+      <w:proofErr w:type="spellStart"/>
+      <w:proofErr w:type="gramStart"/>
       <w:r>
         <w:rPr>
           <w:rFonts w:ascii="IFAO-Grec Unicode" w:eastAsia="Times New Roman" w:hAnsi="IFAO-Grec Unicode" w:cs="Times New Roman"/>
@@ -1490,6 +2290,8 @@
         </w:rPr>
         <w:t>P.Oxyrhyncha</w:t>
       </w:r>
+      <w:proofErr w:type="spellEnd"/>
+      <w:proofErr w:type="gramEnd"/>
       <w:r>
         <w:rPr>
           <w:rFonts w:ascii="IFAO-Grec Unicode" w:eastAsia="Times New Roman" w:hAnsi="IFAO-Grec Unicode" w:cs="Times New Roman"/>
@@ -1523,11 +2325,19 @@
           <w:rFonts w:ascii="IFAO-Grec Unicode" w:eastAsia="Times New Roman" w:hAnsi="IFAO-Grec Unicode" w:cs="Times New Roman"/>
         </w:rPr>
       </w:pPr>
-      <w:r>
-        <w:rPr>
-          <w:rFonts w:ascii="IFAO-Grec Unicode" w:eastAsia="Times New Roman" w:hAnsi="IFAO-Grec Unicode" w:cs="Times New Roman"/>
-        </w:rPr>
-        <w:t>P.Petra 05</w:t>
+      <w:proofErr w:type="spellStart"/>
+      <w:r>
+        <w:rPr>
+          <w:rFonts w:ascii="IFAO-Grec Unicode" w:eastAsia="Times New Roman" w:hAnsi="IFAO-Grec Unicode" w:cs="Times New Roman"/>
+        </w:rPr>
+        <w:t>P.Petra</w:t>
+      </w:r>
+      <w:proofErr w:type="spellEnd"/>
+      <w:r>
+        <w:rPr>
+          <w:rFonts w:ascii="IFAO-Grec Unicode" w:eastAsia="Times New Roman" w:hAnsi="IFAO-Grec Unicode" w:cs="Times New Roman"/>
+        </w:rPr>
+        <w:t xml:space="preserve"> 05</w:t>
       </w:r>
       <w:r>
         <w:rPr>
@@ -1559,11 +2369,33 @@
           <w:rFonts w:ascii="IFAO-Grec Unicode" w:eastAsia="Times New Roman" w:hAnsi="IFAO-Grec Unicode" w:cs="Times New Roman"/>
         </w:rPr>
       </w:pPr>
-      <w:r>
-        <w:rPr>
-          <w:rFonts w:ascii="IFAO-Grec Unicode" w:eastAsia="Times New Roman" w:hAnsi="IFAO-Grec Unicode" w:cs="Times New Roman"/>
-        </w:rPr>
-        <w:t>P.Petrie Kleon</w:t>
+      <w:proofErr w:type="spellStart"/>
+      <w:r>
+        <w:rPr>
+          <w:rFonts w:ascii="IFAO-Grec Unicode" w:eastAsia="Times New Roman" w:hAnsi="IFAO-Grec Unicode" w:cs="Times New Roman"/>
+        </w:rPr>
+        <w:t>P.Petrie</w:t>
+      </w:r>
+      <w:proofErr w:type="spellEnd"/>
+      <w:r>
+        <w:rPr>
+          <w:rFonts w:ascii="IFAO-Grec Unicode" w:eastAsia="Times New Roman" w:hAnsi="IFAO-Grec Unicode" w:cs="Times New Roman"/>
+        </w:rPr>
+        <w:t xml:space="preserve"> </w:t>
+      </w:r>
+      <w:proofErr w:type="spellStart"/>
+      <w:r>
+        <w:rPr>
+          <w:rFonts w:ascii="IFAO-Grec Unicode" w:eastAsia="Times New Roman" w:hAnsi="IFAO-Grec Unicode" w:cs="Times New Roman"/>
+        </w:rPr>
+        <w:t>Kleon</w:t>
+      </w:r>
+      <w:proofErr w:type="spellEnd"/>
+      <w:r>
+        <w:rPr>
+          <w:rFonts w:ascii="IFAO-Grec Unicode" w:eastAsia="Times New Roman" w:hAnsi="IFAO-Grec Unicode" w:cs="Times New Roman"/>
+        </w:rPr>
+        <w:tab/>
       </w:r>
       <w:r>
         <w:rPr>
@@ -1589,11 +2421,19 @@
           <w:rFonts w:ascii="IFAO-Grec Unicode" w:eastAsia="Times New Roman" w:hAnsi="IFAO-Grec Unicode" w:cs="Times New Roman"/>
         </w:rPr>
       </w:pPr>
-      <w:r>
-        <w:rPr>
-          <w:rFonts w:ascii="IFAO-Grec Unicode" w:eastAsia="Times New Roman" w:hAnsi="IFAO-Grec Unicode" w:cs="Times New Roman"/>
-        </w:rPr>
-        <w:t>P.Trier 02</w:t>
+      <w:proofErr w:type="spellStart"/>
+      <w:r>
+        <w:rPr>
+          <w:rFonts w:ascii="IFAO-Grec Unicode" w:eastAsia="Times New Roman" w:hAnsi="IFAO-Grec Unicode" w:cs="Times New Roman"/>
+        </w:rPr>
+        <w:t>P.Trier</w:t>
+      </w:r>
+      <w:proofErr w:type="spellEnd"/>
+      <w:r>
+        <w:rPr>
+          <w:rFonts w:ascii="IFAO-Grec Unicode" w:eastAsia="Times New Roman" w:hAnsi="IFAO-Grec Unicode" w:cs="Times New Roman"/>
+        </w:rPr>
+        <w:t xml:space="preserve"> 02</w:t>
       </w:r>
       <w:r>
         <w:rPr>
@@ -1625,11 +2465,19 @@
           <w:rFonts w:ascii="IFAO-Grec Unicode" w:eastAsia="Times New Roman" w:hAnsi="IFAO-Grec Unicode" w:cs="Times New Roman"/>
         </w:rPr>
       </w:pPr>
-      <w:r>
-        <w:rPr>
-          <w:rFonts w:ascii="IFAO-Grec Unicode" w:eastAsia="Times New Roman" w:hAnsi="IFAO-Grec Unicode" w:cs="Times New Roman"/>
-        </w:rPr>
-        <w:t>P.Van Minnen</w:t>
+      <w:proofErr w:type="spellStart"/>
+      <w:r>
+        <w:rPr>
+          <w:rFonts w:ascii="IFAO-Grec Unicode" w:eastAsia="Times New Roman" w:hAnsi="IFAO-Grec Unicode" w:cs="Times New Roman"/>
+        </w:rPr>
+        <w:t>P.Van</w:t>
+      </w:r>
+      <w:proofErr w:type="spellEnd"/>
+      <w:r>
+        <w:rPr>
+          <w:rFonts w:ascii="IFAO-Grec Unicode" w:eastAsia="Times New Roman" w:hAnsi="IFAO-Grec Unicode" w:cs="Times New Roman"/>
+        </w:rPr>
+        <w:t xml:space="preserve"> Minnen</w:t>
       </w:r>
       <w:r>
         <w:rPr>
@@ -1661,11 +2509,19 @@
           <w:rFonts w:ascii="IFAO-Grec Unicode" w:eastAsia="Times New Roman" w:hAnsi="IFAO-Grec Unicode" w:cs="Times New Roman"/>
         </w:rPr>
       </w:pPr>
-      <w:r>
-        <w:rPr>
-          <w:rFonts w:ascii="IFAO-Grec Unicode" w:eastAsia="Times New Roman" w:hAnsi="IFAO-Grec Unicode" w:cs="Times New Roman"/>
-        </w:rPr>
-        <w:t>P.Würzb. 02</w:t>
+      <w:proofErr w:type="spellStart"/>
+      <w:r>
+        <w:rPr>
+          <w:rFonts w:ascii="IFAO-Grec Unicode" w:eastAsia="Times New Roman" w:hAnsi="IFAO-Grec Unicode" w:cs="Times New Roman"/>
+        </w:rPr>
+        <w:t>P.Würzb</w:t>
+      </w:r>
+      <w:proofErr w:type="spellEnd"/>
+      <w:r>
+        <w:rPr>
+          <w:rFonts w:ascii="IFAO-Grec Unicode" w:eastAsia="Times New Roman" w:hAnsi="IFAO-Grec Unicode" w:cs="Times New Roman"/>
+        </w:rPr>
+        <w:t>. 02</w:t>
       </w:r>
       <w:r>
         <w:rPr>
@@ -1710,7 +2566,7 @@
 </file>
 
 <file path=word/styles.xml><?xml version="1.0" encoding="utf-8"?>
-<w:styles xmlns:mc="http://schemas.openxmlformats.org/markup-compatibility/2006" xmlns:r="http://schemas.openxmlformats.org/officeDocument/2006/relationships" xmlns:w="http://schemas.openxmlformats.org/wordprocessingml/2006/main" xmlns:w14="http://schemas.microsoft.com/office/word/2010/wordml" xmlns:w15="http://schemas.microsoft.com/office/word/2012/wordml" mc:Ignorable="w14 w15">
+<w:styles xmlns:mc="http://schemas.openxmlformats.org/markup-compatibility/2006" xmlns:r="http://schemas.openxmlformats.org/officeDocument/2006/relationships" xmlns:w="http://schemas.openxmlformats.org/wordprocessingml/2006/main" xmlns:w14="http://schemas.microsoft.com/office/word/2010/wordml" xmlns:w15="http://schemas.microsoft.com/office/word/2012/wordml" xmlns:w16cex="http://schemas.microsoft.com/office/word/2018/wordml/cex" xmlns:w16cid="http://schemas.microsoft.com/office/word/2016/wordml/cid" xmlns:w16="http://schemas.microsoft.com/office/word/2018/wordml" xmlns:w16du="http://schemas.microsoft.com/office/word/2023/wordml/word16du" xmlns:w16sdtdh="http://schemas.microsoft.com/office/word/2020/wordml/sdtdatahash" xmlns:w16sdtfl="http://schemas.microsoft.com/office/word/2024/wordml/sdtformatlock" xmlns:w16se="http://schemas.microsoft.com/office/word/2015/wordml/symex" mc:Ignorable="w14 w15 w16se w16cid w16 w16cex w16sdtdh w16sdtfl w16du">
   <w:docDefaults>
     <w:rPrDefault>
       <w:rPr>
@@ -1722,7 +2578,7 @@
     </w:rPrDefault>
     <w:pPrDefault/>
   </w:docDefaults>
-  <w:latentStyles w:defLockedState="0" w:defUIPriority="99" w:defSemiHidden="0" w:defUnhideWhenUsed="0" w:defQFormat="0" w:count="382">
+  <w:latentStyles w:defLockedState="0" w:defUIPriority="99" w:defSemiHidden="0" w:defUnhideWhenUsed="0" w:defQFormat="0" w:count="376">
     <w:lsdException w:name="Normal" w:uiPriority="0" w:qFormat="1"/>
     <w:lsdException w:name="heading 1" w:uiPriority="9" w:qFormat="1"/>
     <w:lsdException w:name="heading 2" w:semiHidden="1" w:uiPriority="9" w:unhideWhenUsed="1" w:qFormat="1"/>
@@ -1879,15 +2735,6 @@
     <w:lsdException w:name="Balloon Text" w:semiHidden="1" w:unhideWhenUsed="1"/>
     <w:lsdException w:name="Table Grid" w:uiPriority="59"/>
     <w:lsdException w:name="Table Theme" w:semiHidden="1" w:unhideWhenUsed="1"/>
-    <w:lsdException w:name="Note Level 1" w:semiHidden="1" w:unhideWhenUsed="1"/>
-    <w:lsdException w:name="Note Level 2" w:semiHidden="1" w:unhideWhenUsed="1"/>
-    <w:lsdException w:name="Note Level 3" w:semiHidden="1" w:unhideWhenUsed="1"/>
-    <w:lsdException w:name="Note Level 4" w:semiHidden="1" w:unhideWhenUsed="1"/>
-    <w:lsdException w:name="Note Level 5" w:semiHidden="1" w:unhideWhenUsed="1"/>
-    <w:lsdException w:name="Note Level 6" w:semiHidden="1" w:unhideWhenUsed="1"/>
-    <w:lsdException w:name="Note Level 7" w:semiHidden="1" w:unhideWhenUsed="1"/>
-    <w:lsdException w:name="Note Level 8" w:semiHidden="1" w:unhideWhenUsed="1"/>
-    <w:lsdException w:name="Note Level 9" w:semiHidden="1" w:unhideWhenUsed="1"/>
     <w:lsdException w:name="Placeholder Text" w:semiHidden="1"/>
     <w:lsdException w:name="No Spacing" w:uiPriority="1" w:qFormat="1"/>
     <w:lsdException w:name="Light Shading" w:uiPriority="60"/>
@@ -2161,7 +3008,7 @@
     <w:semiHidden/>
     <w:unhideWhenUsed/>
   </w:style>
-  <w:style w:type="character" w:styleId="Link">
+  <w:style w:type="character" w:styleId="Hyperlink">
     <w:name w:val="Hyperlink"/>
     <w:basedOn w:val="Absatz-Standardschriftart"/>
     <w:uiPriority w:val="99"/>
